--- a/Nuclear_Fuel_Performance/NE533_Spring2026/Edits for Future Classes.docx
+++ b/Nuclear_Fuel_Performance/NE533_Spring2026/Edits for Future Classes.docx
@@ -20,8 +20,14 @@
           <w:ilvl w:val="0"/>
           <w:numId w:val="2"/>
         </w:numPr>
-      </w:pPr>
-      <w:r>
+        <w:rPr>
+          <w:color w:val="70AD47" w:themeColor="accent6"/>
+        </w:rPr>
+      </w:pPr>
+      <w:r>
+        <w:rPr>
+          <w:color w:val="70AD47" w:themeColor="accent6"/>
+        </w:rPr>
         <w:t>Scrap the transient LHR function. Not needed</w:t>
       </w:r>
     </w:p>
@@ -32,8 +38,14 @@
           <w:ilvl w:val="1"/>
           <w:numId w:val="2"/>
         </w:numPr>
-      </w:pPr>
-      <w:r>
+        <w:rPr>
+          <w:color w:val="70AD47" w:themeColor="accent6"/>
+        </w:rPr>
+      </w:pPr>
+      <w:r>
+        <w:rPr>
+          <w:color w:val="70AD47" w:themeColor="accent6"/>
+        </w:rPr>
         <w:t>Require transient solver with steady-state detection</w:t>
       </w:r>
     </w:p>
@@ -44,8 +56,14 @@
           <w:ilvl w:val="1"/>
           <w:numId w:val="2"/>
         </w:numPr>
-      </w:pPr>
-      <w:r>
+        <w:rPr>
+          <w:color w:val="70AD47" w:themeColor="accent6"/>
+        </w:rPr>
+      </w:pPr>
+      <w:r>
+        <w:rPr>
+          <w:color w:val="70AD47" w:themeColor="accent6"/>
+        </w:rPr>
         <w:t>Require mesh convergence study</w:t>
       </w:r>
     </w:p>
@@ -56,8 +74,14 @@
           <w:ilvl w:val="1"/>
           <w:numId w:val="2"/>
         </w:numPr>
-      </w:pPr>
-      <w:r>
+        <w:rPr>
+          <w:color w:val="70AD47" w:themeColor="accent6"/>
+        </w:rPr>
+      </w:pPr>
+      <w:r>
+        <w:rPr>
+          <w:color w:val="70AD47" w:themeColor="accent6"/>
+        </w:rPr>
         <w:t>Define a VHR instead of LHR</w:t>
       </w:r>
     </w:p>
@@ -68,8 +92,14 @@
           <w:ilvl w:val="0"/>
           <w:numId w:val="2"/>
         </w:numPr>
-      </w:pPr>
-      <w:r>
+        <w:rPr>
+          <w:color w:val="70AD47" w:themeColor="accent6"/>
+        </w:rPr>
+      </w:pPr>
+      <w:r>
+        <w:rPr>
+          <w:color w:val="70AD47" w:themeColor="accent6"/>
+        </w:rPr>
         <w:t>In part 1, have them do with a meshed gap and without meshing the gap</w:t>
       </w:r>
     </w:p>

--- a/Nuclear_Fuel_Performance/NE533_Spring2026/Edits for Future Classes.docx
+++ b/Nuclear_Fuel_Performance/NE533_Spring2026/Edits for Future Classes.docx
@@ -20,96 +20,6 @@
           <w:ilvl w:val="0"/>
           <w:numId w:val="2"/>
         </w:numPr>
-        <w:rPr>
-          <w:color w:val="70AD47" w:themeColor="accent6"/>
-        </w:rPr>
-      </w:pPr>
-      <w:r>
-        <w:rPr>
-          <w:color w:val="70AD47" w:themeColor="accent6"/>
-        </w:rPr>
-        <w:t>Scrap the transient LHR function. Not needed</w:t>
-      </w:r>
-    </w:p>
-    <w:p>
-      <w:pPr>
-        <w:pStyle w:val="ListParagraph"/>
-        <w:numPr>
-          <w:ilvl w:val="1"/>
-          <w:numId w:val="2"/>
-        </w:numPr>
-        <w:rPr>
-          <w:color w:val="70AD47" w:themeColor="accent6"/>
-        </w:rPr>
-      </w:pPr>
-      <w:r>
-        <w:rPr>
-          <w:color w:val="70AD47" w:themeColor="accent6"/>
-        </w:rPr>
-        <w:t>Require transient solver with steady-state detection</w:t>
-      </w:r>
-    </w:p>
-    <w:p>
-      <w:pPr>
-        <w:pStyle w:val="ListParagraph"/>
-        <w:numPr>
-          <w:ilvl w:val="1"/>
-          <w:numId w:val="2"/>
-        </w:numPr>
-        <w:rPr>
-          <w:color w:val="70AD47" w:themeColor="accent6"/>
-        </w:rPr>
-      </w:pPr>
-      <w:r>
-        <w:rPr>
-          <w:color w:val="70AD47" w:themeColor="accent6"/>
-        </w:rPr>
-        <w:t>Require mesh convergence study</w:t>
-      </w:r>
-    </w:p>
-    <w:p>
-      <w:pPr>
-        <w:pStyle w:val="ListParagraph"/>
-        <w:numPr>
-          <w:ilvl w:val="1"/>
-          <w:numId w:val="2"/>
-        </w:numPr>
-        <w:rPr>
-          <w:color w:val="70AD47" w:themeColor="accent6"/>
-        </w:rPr>
-      </w:pPr>
-      <w:r>
-        <w:rPr>
-          <w:color w:val="70AD47" w:themeColor="accent6"/>
-        </w:rPr>
-        <w:t>Define a VHR instead of LHR</w:t>
-      </w:r>
-    </w:p>
-    <w:p>
-      <w:pPr>
-        <w:pStyle w:val="ListParagraph"/>
-        <w:numPr>
-          <w:ilvl w:val="0"/>
-          <w:numId w:val="2"/>
-        </w:numPr>
-        <w:rPr>
-          <w:color w:val="70AD47" w:themeColor="accent6"/>
-        </w:rPr>
-      </w:pPr>
-      <w:r>
-        <w:rPr>
-          <w:color w:val="70AD47" w:themeColor="accent6"/>
-        </w:rPr>
-        <w:t>In part 1, have them do with a meshed gap and without meshing the gap</w:t>
-      </w:r>
-    </w:p>
-    <w:p>
-      <w:pPr>
-        <w:pStyle w:val="ListParagraph"/>
-        <w:numPr>
-          <w:ilvl w:val="1"/>
-          <w:numId w:val="2"/>
-        </w:numPr>
       </w:pPr>
       <w:r>
         <w:t xml:space="preserve">Point towards </w:t>
@@ -150,6 +60,13 @@
           <w:i/>
           <w:iCs/>
         </w:rPr>
+        <w:t xml:space="preserve">Maybe: </w:t>
+      </w:r>
+      <w:r>
+        <w:rPr>
+          <w:i/>
+          <w:iCs/>
+        </w:rPr>
         <w:t>Make part 2/3 a long cladding tube with fuel not extending to ends</w:t>
       </w:r>
     </w:p>
@@ -176,16 +93,16 @@
     <w:p/>
     <w:p>
       <w:r>
-        <w:t xml:space="preserve">Make sure I am asking questions at the beginning of each class. </w:t>
+        <w:t>Make the problem sessions more interactive.</w:t>
+      </w:r>
+      <w:r>
+        <w:t xml:space="preserve"> Ask questions as I work through. Maybe have students do the problems?</w:t>
       </w:r>
     </w:p>
     <w:p/>
     <w:p>
       <w:r>
-        <w:t>Make the problem sessions more interactive.</w:t>
-      </w:r>
-      <w:r>
-        <w:t xml:space="preserve"> Ask questions as I work through. Maybe have students do the problems?</w:t>
+        <w:t>Add in a section on dishing/chamfering of fuel pellets in the thermal expansion section</w:t>
       </w:r>
     </w:p>
     <w:p/>

--- a/Nuclear_Fuel_Performance/NE533_Spring2026/Edits for Future Classes.docx
+++ b/Nuclear_Fuel_Performance/NE533_Spring2026/Edits for Future Classes.docx
@@ -43,53 +43,6 @@
         <w:t>In part 3, do both swelling and contact</w:t>
       </w:r>
     </w:p>
-    <w:p>
-      <w:pPr>
-        <w:pStyle w:val="ListParagraph"/>
-        <w:numPr>
-          <w:ilvl w:val="0"/>
-          <w:numId w:val="2"/>
-        </w:numPr>
-        <w:rPr>
-          <w:i/>
-          <w:iCs/>
-        </w:rPr>
-      </w:pPr>
-      <w:r>
-        <w:rPr>
-          <w:i/>
-          <w:iCs/>
-        </w:rPr>
-        <w:t xml:space="preserve">Maybe: </w:t>
-      </w:r>
-      <w:r>
-        <w:rPr>
-          <w:i/>
-          <w:iCs/>
-        </w:rPr>
-        <w:t>Make part 2/3 a long cladding tube with fuel not extending to ends</w:t>
-      </w:r>
-    </w:p>
-    <w:p>
-      <w:pPr>
-        <w:pStyle w:val="ListParagraph"/>
-        <w:numPr>
-          <w:ilvl w:val="1"/>
-          <w:numId w:val="2"/>
-        </w:numPr>
-        <w:rPr>
-          <w:i/>
-          <w:iCs/>
-        </w:rPr>
-      </w:pPr>
-      <w:r>
-        <w:rPr>
-          <w:i/>
-          <w:iCs/>
-        </w:rPr>
-        <w:t>Requires convective BCs on cladding</w:t>
-      </w:r>
-    </w:p>
     <w:p/>
     <w:p>
       <w:r>
@@ -106,6 +59,47 @@
       </w:r>
     </w:p>
     <w:p/>
+    <w:p/>
+    <w:p>
+      <w:r>
+        <w:t>Phrase MOOSE project 1 as:</w:t>
+      </w:r>
+    </w:p>
+    <w:p>
+      <w:r>
+        <w:tab/>
+        <w:t>Step 1: mesh everything</w:t>
+      </w:r>
+    </w:p>
+    <w:p>
+      <w:r>
+        <w:tab/>
+        <w:t>Step 2: don’t mesh the gap</w:t>
+      </w:r>
+    </w:p>
+    <w:p>
+      <w:r>
+        <w:tab/>
+        <w:t>Step 3: chose one method, T-dependent properties in all materials</w:t>
+      </w:r>
+    </w:p>
+    <w:p>
+      <w:r>
+        <w:t>In MOOSE part 2: increase the length to 3 meters to get more realistic delta T</w:t>
+      </w:r>
+    </w:p>
+    <w:p/>
+    <w:p>
+      <w:r>
+        <w:t>Make paper presentations part of the end of the class. Use these to wrap up, since they have had a lot of material that relates to the papers</w:t>
+      </w:r>
+    </w:p>
+    <w:p/>
+    <w:p>
+      <w:r>
+        <w:t>Have the UGs do the paper presentation, but not MOOSE</w:t>
+      </w:r>
+    </w:p>
     <w:sectPr>
       <w:pgSz w:w="12240" w:h="15840"/>
       <w:pgMar w:top="1440" w:right="1440" w:bottom="1440" w:left="1440" w:header="720" w:footer="720" w:gutter="0"/>
